--- a/Lab3.docx
+++ b/Lab3.docx
@@ -108,30 +108,20 @@
         <w:rPr>
           <w:lang w:val="en-US"/>
         </w:rPr>
-        <w:t>2)</w:t>
-      </w:r>
-    </w:p>
-    <w:p>
-      <w:pPr>
-        <w:pStyle w:val="Normal"/>
-        <w:bidi w:val="0"/>
-        <w:jc w:val="start"/>
-        <w:rPr>
-          <w:lang w:val="en-US"/>
-        </w:rPr>
-      </w:pPr>
+        <w:t>2</w:t>
+      </w:r>
       <w:r>
         <w:rPr>
           <w:lang w:val="en-US"/>
         </w:rPr>
         <w:drawing>
-          <wp:anchor behindDoc="0" distT="0" distB="0" distL="0" distR="0" simplePos="0" locked="0" layoutInCell="0" allowOverlap="1" relativeHeight="3">
+          <wp:anchor behindDoc="0" distT="0" distB="0" distL="0" distR="0" simplePos="0" locked="0" layoutInCell="0" allowOverlap="1" relativeHeight="9">
             <wp:simplePos x="0" y="0"/>
             <wp:positionH relativeFrom="column">
-              <wp:align>center</wp:align>
+              <wp:posOffset>556895</wp:posOffset>
             </wp:positionH>
             <wp:positionV relativeFrom="paragraph">
-              <wp:posOffset>635</wp:posOffset>
+              <wp:posOffset>78105</wp:posOffset>
             </wp:positionV>
             <wp:extent cx="5496560" cy="1695450"/>
             <wp:effectExtent l="0" t="0" r="0" b="0"/>
@@ -174,24 +164,173 @@
         <w:rPr>
           <w:lang w:val="en-US"/>
         </w:rPr>
-        <w:t>3)</w:t>
-      </w:r>
-    </w:p>
-    <w:p>
-      <w:pPr>
-        <w:pStyle w:val="Normal"/>
-        <w:bidi w:val="0"/>
-        <w:jc w:val="start"/>
-        <w:rPr>
-          <w:lang w:val="en-US"/>
-        </w:rPr>
-      </w:pPr>
+        <w:t>)</w:t>
+      </w:r>
+    </w:p>
+    <w:p>
+      <w:pPr>
+        <w:pStyle w:val="Normal"/>
+        <w:bidi w:val="0"/>
+        <w:jc w:val="start"/>
+        <w:rPr>
+          <w:lang w:val="en-US"/>
+        </w:rPr>
+      </w:pPr>
+      <w:r>
+        <w:rPr>
+          <w:lang w:val="en-US"/>
+        </w:rPr>
+      </w:r>
+    </w:p>
+    <w:p>
+      <w:pPr>
+        <w:pStyle w:val="Normal"/>
+        <w:bidi w:val="0"/>
+        <w:jc w:val="start"/>
+        <w:rPr>
+          <w:lang w:val="en-US"/>
+        </w:rPr>
+      </w:pPr>
+      <w:r>
+        <w:rPr>
+          <w:lang w:val="en-US"/>
+        </w:rPr>
+      </w:r>
+    </w:p>
+    <w:p>
+      <w:pPr>
+        <w:pStyle w:val="Normal"/>
+        <w:bidi w:val="0"/>
+        <w:jc w:val="start"/>
+        <w:rPr>
+          <w:lang w:val="en-US"/>
+        </w:rPr>
+      </w:pPr>
+      <w:r>
+        <w:rPr/>
+      </w:r>
+    </w:p>
+    <w:p>
+      <w:pPr>
+        <w:pStyle w:val="Normal"/>
+        <w:bidi w:val="0"/>
+        <w:jc w:val="start"/>
+        <w:rPr>
+          <w:lang w:val="en-US"/>
+        </w:rPr>
+      </w:pPr>
+      <w:r>
+        <w:rPr/>
+      </w:r>
+    </w:p>
+    <w:p>
+      <w:pPr>
+        <w:pStyle w:val="Normal"/>
+        <w:bidi w:val="0"/>
+        <w:jc w:val="start"/>
+        <w:rPr>
+          <w:lang w:val="en-US"/>
+        </w:rPr>
+      </w:pPr>
+      <w:r>
+        <w:rPr/>
+      </w:r>
+    </w:p>
+    <w:p>
+      <w:pPr>
+        <w:pStyle w:val="Normal"/>
+        <w:bidi w:val="0"/>
+        <w:jc w:val="start"/>
+        <w:rPr>
+          <w:lang w:val="en-US"/>
+        </w:rPr>
+      </w:pPr>
+      <w:r>
+        <w:rPr/>
+      </w:r>
+    </w:p>
+    <w:p>
+      <w:pPr>
+        <w:pStyle w:val="Normal"/>
+        <w:bidi w:val="0"/>
+        <w:jc w:val="start"/>
+        <w:rPr>
+          <w:lang w:val="en-US"/>
+        </w:rPr>
+      </w:pPr>
+      <w:r>
+        <w:rPr/>
+      </w:r>
+    </w:p>
+    <w:p>
+      <w:pPr>
+        <w:pStyle w:val="Normal"/>
+        <w:bidi w:val="0"/>
+        <w:jc w:val="start"/>
+        <w:rPr>
+          <w:lang w:val="en-US"/>
+        </w:rPr>
+      </w:pPr>
+      <w:r>
+        <w:rPr/>
+      </w:r>
+    </w:p>
+    <w:p>
+      <w:pPr>
+        <w:pStyle w:val="Normal"/>
+        <w:bidi w:val="0"/>
+        <w:jc w:val="start"/>
+        <w:rPr>
+          <w:lang w:val="en-US"/>
+        </w:rPr>
+      </w:pPr>
+      <w:r>
+        <w:rPr/>
+      </w:r>
+    </w:p>
+    <w:p>
+      <w:pPr>
+        <w:pStyle w:val="Normal"/>
+        <w:bidi w:val="0"/>
+        <w:jc w:val="start"/>
+        <w:rPr>
+          <w:lang w:val="en-US"/>
+        </w:rPr>
+      </w:pPr>
+      <w:r>
+        <w:rPr>
+          <w:lang w:val="en-US"/>
+        </w:rPr>
+        <w:t>3</w:t>
+      </w:r>
+      <w:r>
+        <w:rPr>
+          <w:lang w:val="en-US"/>
+        </w:rPr>
+        <w:t>)</w:t>
+      </w:r>
+    </w:p>
+    <w:p>
+      <w:pPr>
+        <w:pStyle w:val="Normal"/>
+        <w:bidi w:val="0"/>
+        <w:jc w:val="start"/>
+        <w:rPr>
+          <w:lang w:val="en-US"/>
+        </w:rPr>
+      </w:pPr>
+      <w:r>
+        <w:rPr>
+          <w:lang w:val="en-US"/>
+        </w:rPr>
+        <w:t>4</w:t>
+      </w:r>
       <w:r>
         <w:rPr>
           <w:lang w:val="en-US"/>
         </w:rPr>
         <w:drawing>
-          <wp:anchor behindDoc="0" distT="0" distB="0" distL="0" distR="0" simplePos="0" locked="0" layoutInCell="0" allowOverlap="1" relativeHeight="4">
+          <wp:anchor behindDoc="0" distT="0" distB="0" distL="0" distR="0" simplePos="0" locked="0" layoutInCell="0" allowOverlap="1" relativeHeight="10">
             <wp:simplePos x="0" y="0"/>
             <wp:positionH relativeFrom="column">
               <wp:align>center</wp:align>
@@ -240,30 +379,28 @@
         <w:rPr>
           <w:lang w:val="en-US"/>
         </w:rPr>
-        <w:t>4)</w:t>
-      </w:r>
-    </w:p>
-    <w:p>
-      <w:pPr>
-        <w:pStyle w:val="Normal"/>
-        <w:bidi w:val="0"/>
-        <w:jc w:val="start"/>
-        <w:rPr>
-          <w:lang w:val="en-US"/>
-        </w:rPr>
-      </w:pPr>
-      <w:r>
-        <w:rPr>
-          <w:lang w:val="en-US"/>
-        </w:rPr>
+        <w:t>)</w:t>
+      </w:r>
+    </w:p>
+    <w:p>
+      <w:pPr>
+        <w:pStyle w:val="Normal"/>
+        <w:bidi w:val="0"/>
+        <w:jc w:val="start"/>
+        <w:rPr>
+          <w:lang w:val="en-US"/>
+        </w:rPr>
+      </w:pPr>
+      <w:r>
+        <w:rPr/>
         <w:drawing>
-          <wp:anchor behindDoc="0" distT="0" distB="0" distL="0" distR="0" simplePos="0" locked="0" layoutInCell="0" allowOverlap="1" relativeHeight="5">
+          <wp:anchor behindDoc="0" distT="0" distB="0" distL="0" distR="0" simplePos="0" locked="0" layoutInCell="0" allowOverlap="1" relativeHeight="11">
             <wp:simplePos x="0" y="0"/>
             <wp:positionH relativeFrom="column">
-              <wp:posOffset>478155</wp:posOffset>
+              <wp:posOffset>1270</wp:posOffset>
             </wp:positionH>
             <wp:positionV relativeFrom="paragraph">
-              <wp:posOffset>136525</wp:posOffset>
+              <wp:posOffset>11430</wp:posOffset>
             </wp:positionV>
             <wp:extent cx="5029835" cy="752475"/>
             <wp:effectExtent l="0" t="0" r="0" b="0"/>
@@ -302,28 +439,102 @@
           </wp:anchor>
         </w:drawing>
       </w:r>
-      <w:r>
-        <w:rPr>
-          <w:lang w:val="en-US"/>
-        </w:rPr>
-        <w:t>5)</w:t>
-      </w:r>
-    </w:p>
-    <w:p>
-      <w:pPr>
-        <w:pStyle w:val="Normal"/>
-        <w:bidi w:val="0"/>
-        <w:jc w:val="start"/>
-        <w:rPr>
-          <w:lang w:val="en-US"/>
-        </w:rPr>
-      </w:pPr>
+    </w:p>
+    <w:p>
+      <w:pPr>
+        <w:pStyle w:val="Normal"/>
+        <w:bidi w:val="0"/>
+        <w:jc w:val="start"/>
+        <w:rPr>
+          <w:lang w:val="en-US"/>
+        </w:rPr>
+      </w:pPr>
+      <w:r>
+        <w:rPr/>
+      </w:r>
+    </w:p>
+    <w:p>
+      <w:pPr>
+        <w:pStyle w:val="Normal"/>
+        <w:bidi w:val="0"/>
+        <w:jc w:val="start"/>
+        <w:rPr>
+          <w:lang w:val="en-US"/>
+        </w:rPr>
+      </w:pPr>
+      <w:r>
+        <w:rPr/>
+      </w:r>
+    </w:p>
+    <w:p>
+      <w:pPr>
+        <w:pStyle w:val="Normal"/>
+        <w:bidi w:val="0"/>
+        <w:jc w:val="start"/>
+        <w:rPr>
+          <w:lang w:val="en-US"/>
+        </w:rPr>
+      </w:pPr>
+      <w:r>
+        <w:rPr/>
+      </w:r>
+    </w:p>
+    <w:p>
+      <w:pPr>
+        <w:pStyle w:val="Normal"/>
+        <w:bidi w:val="0"/>
+        <w:jc w:val="start"/>
+        <w:rPr>
+          <w:lang w:val="en-US"/>
+        </w:rPr>
+      </w:pPr>
+      <w:r>
+        <w:rPr/>
+      </w:r>
+    </w:p>
+    <w:p>
+      <w:pPr>
+        <w:pStyle w:val="Normal"/>
+        <w:bidi w:val="0"/>
+        <w:jc w:val="start"/>
+        <w:rPr>
+          <w:lang w:val="en-US"/>
+        </w:rPr>
+      </w:pPr>
+      <w:r>
+        <w:rPr>
+          <w:lang w:val="en-US"/>
+        </w:rPr>
+        <w:t>5</w:t>
+      </w:r>
+      <w:r>
+        <w:rPr>
+          <w:lang w:val="en-US"/>
+        </w:rPr>
+        <w:t>)</w:t>
+      </w:r>
+    </w:p>
+    <w:p>
+      <w:pPr>
+        <w:pStyle w:val="Normal"/>
+        <w:bidi w:val="0"/>
+        <w:jc w:val="start"/>
+        <w:rPr>
+          <w:lang w:val="en-US"/>
+        </w:rPr>
+      </w:pPr>
+      <w:r>
+        <w:rPr>
+          <w:lang w:val="en-US"/>
+        </w:rPr>
+        <w:t>6</w:t>
+      </w:r>
       <w:r>
         <w:rPr>
           <w:lang w:val="en-US"/>
         </w:rPr>
         <w:drawing>
-          <wp:anchor behindDoc="0" distT="0" distB="0" distL="0" distR="0" simplePos="0" locked="0" layoutInCell="0" allowOverlap="1" relativeHeight="6">
+          <wp:anchor behindDoc="0" distT="0" distB="0" distL="0" distR="0" simplePos="0" locked="0" layoutInCell="0" allowOverlap="1" relativeHeight="12">
             <wp:simplePos x="0" y="0"/>
             <wp:positionH relativeFrom="column">
               <wp:align>center</wp:align>
@@ -368,70 +579,32 @@
           </wp:anchor>
         </w:drawing>
       </w:r>
-    </w:p>
-    <w:p>
-      <w:pPr>
-        <w:pStyle w:val="Normal"/>
-        <w:bidi w:val="0"/>
-        <w:jc w:val="start"/>
-        <w:rPr>
-          <w:lang w:val="en-US"/>
-        </w:rPr>
-      </w:pPr>
-      <w:r>
-        <w:rPr>
-          <w:lang w:val="en-US"/>
-        </w:rPr>
-      </w:r>
-    </w:p>
-    <w:p>
-      <w:pPr>
-        <w:pStyle w:val="Normal"/>
-        <w:bidi w:val="0"/>
-        <w:jc w:val="start"/>
-        <w:rPr>
-          <w:lang w:val="en-US"/>
-        </w:rPr>
-      </w:pPr>
-      <w:r>
-        <w:rPr>
-          <w:lang w:val="en-US"/>
-        </w:rPr>
-      </w:r>
-    </w:p>
-    <w:p>
-      <w:pPr>
-        <w:pStyle w:val="Normal"/>
-        <w:bidi w:val="0"/>
-        <w:jc w:val="start"/>
-        <w:rPr>
-          <w:lang w:val="en-US"/>
-        </w:rPr>
-      </w:pPr>
-      <w:r>
-        <w:rPr>
-          <w:lang w:val="en-US"/>
-        </w:rPr>
-      </w:r>
-    </w:p>
-    <w:p>
-      <w:pPr>
-        <w:pStyle w:val="Normal"/>
-        <w:bidi w:val="0"/>
-        <w:jc w:val="start"/>
-        <w:rPr>
-          <w:lang w:val="en-US"/>
-        </w:rPr>
-      </w:pPr>
-      <w:r>
+      <w:r>
+        <w:rPr>
+          <w:lang w:val="en-US"/>
+        </w:rPr>
+        <w:t>)</w:t>
+      </w:r>
+    </w:p>
+    <w:p>
+      <w:pPr>
+        <w:pStyle w:val="Normal"/>
+        <w:bidi w:val="0"/>
+        <w:jc w:val="start"/>
+        <w:rPr>
+          <w:lang w:val="en-US"/>
+        </w:rPr>
+      </w:pPr>
+      <w:r>
+        <w:rPr/>
         <w:drawing>
-          <wp:anchor behindDoc="0" distT="0" distB="0" distL="0" distR="0" simplePos="0" locked="0" layoutInCell="0" allowOverlap="1" relativeHeight="7">
+          <wp:anchor behindDoc="0" distT="0" distB="0" distL="0" distR="0" simplePos="0" locked="0" layoutInCell="0" allowOverlap="1" relativeHeight="13">
             <wp:simplePos x="0" y="0"/>
             <wp:positionH relativeFrom="column">
-              <wp:posOffset>265430</wp:posOffset>
+              <wp:align>center</wp:align>
             </wp:positionH>
             <wp:positionV relativeFrom="paragraph">
-              <wp:posOffset>211455</wp:posOffset>
+              <wp:posOffset>635</wp:posOffset>
             </wp:positionV>
             <wp:extent cx="6120130" cy="551815"/>
             <wp:effectExtent l="0" t="0" r="0" b="0"/>
@@ -470,12 +643,6 @@
           </wp:anchor>
         </w:drawing>
       </w:r>
-      <w:r>
-        <w:rPr>
-          <w:lang w:val="en-US"/>
-        </w:rPr>
-        <w:t>6)</w:t>
-      </w:r>
     </w:p>
     <w:p>
       <w:pPr>
@@ -503,14 +670,23 @@
         </w:rPr>
       </w:pPr>
       <w:r>
+        <w:rPr>
+          <w:lang w:val="en-US"/>
+        </w:rPr>
+        <w:t>8</w:t>
+      </w:r>
+      <w:r>
+        <w:rPr>
+          <w:lang w:val="en-US"/>
+        </w:rPr>
         <w:drawing>
-          <wp:anchor behindDoc="0" distT="0" distB="0" distL="0" distR="0" simplePos="0" locked="0" layoutInCell="0" allowOverlap="1" relativeHeight="8">
+          <wp:anchor behindDoc="0" distT="0" distB="0" distL="0" distR="0" simplePos="0" locked="0" layoutInCell="0" allowOverlap="1" relativeHeight="14">
             <wp:simplePos x="0" y="0"/>
             <wp:positionH relativeFrom="column">
-              <wp:posOffset>81915</wp:posOffset>
+              <wp:align>center</wp:align>
             </wp:positionH>
             <wp:positionV relativeFrom="paragraph">
-              <wp:posOffset>14605</wp:posOffset>
+              <wp:posOffset>635</wp:posOffset>
             </wp:positionV>
             <wp:extent cx="6120130" cy="939800"/>
             <wp:effectExtent l="0" t="0" r="0" b="0"/>
@@ -553,24 +729,30 @@
         <w:rPr>
           <w:lang w:val="en-US"/>
         </w:rPr>
-        <w:t>8)</w:t>
-      </w:r>
-    </w:p>
-    <w:p>
-      <w:pPr>
-        <w:pStyle w:val="Normal"/>
-        <w:bidi w:val="0"/>
-        <w:jc w:val="start"/>
-        <w:rPr>
-          <w:lang w:val="en-US"/>
-        </w:rPr>
-      </w:pPr>
+        <w:t>)</w:t>
+      </w:r>
+    </w:p>
+    <w:p>
+      <w:pPr>
+        <w:pStyle w:val="Normal"/>
+        <w:bidi w:val="0"/>
+        <w:jc w:val="start"/>
+        <w:rPr>
+          <w:lang w:val="en-US"/>
+        </w:rPr>
+      </w:pPr>
+      <w:r>
+        <w:rPr>
+          <w:lang w:val="en-US"/>
+        </w:rPr>
+        <w:t>9</w:t>
+      </w:r>
       <w:r>
         <w:rPr>
           <w:lang w:val="en-US"/>
         </w:rPr>
         <w:drawing>
-          <wp:anchor behindDoc="0" distT="0" distB="0" distL="0" distR="0" simplePos="0" locked="0" layoutInCell="0" allowOverlap="1" relativeHeight="9">
+          <wp:anchor behindDoc="0" distT="0" distB="0" distL="0" distR="0" simplePos="0" locked="0" layoutInCell="0" allowOverlap="1" relativeHeight="15">
             <wp:simplePos x="0" y="0"/>
             <wp:positionH relativeFrom="column">
               <wp:align>center</wp:align>
@@ -619,24 +801,36 @@
         <w:rPr>
           <w:lang w:val="en-US"/>
         </w:rPr>
-        <w:t>9)</w:t>
-      </w:r>
-    </w:p>
-    <w:p>
-      <w:pPr>
-        <w:pStyle w:val="Normal"/>
-        <w:bidi w:val="0"/>
-        <w:jc w:val="start"/>
-        <w:rPr>
-          <w:lang w:val="en-US"/>
-        </w:rPr>
-      </w:pPr>
+        <w:t>)</w:t>
+      </w:r>
+    </w:p>
+    <w:p>
+      <w:pPr>
+        <w:pStyle w:val="Normal"/>
+        <w:bidi w:val="0"/>
+        <w:jc w:val="start"/>
+        <w:rPr>
+          <w:lang w:val="en-US"/>
+        </w:rPr>
+      </w:pPr>
+      <w:r>
+        <w:rPr>
+          <w:lang w:val="en-US"/>
+        </w:rPr>
+        <w:t>1</w:t>
+      </w:r>
+      <w:r>
+        <w:rPr>
+          <w:lang w:val="en-US"/>
+        </w:rPr>
+        <w:t>0</w:t>
+      </w:r>
       <w:r>
         <w:rPr>
           <w:lang w:val="en-US"/>
         </w:rPr>
         <w:drawing>
-          <wp:anchor behindDoc="0" distT="0" distB="0" distL="0" distR="0" simplePos="0" locked="0" layoutInCell="0" allowOverlap="1" relativeHeight="10">
+          <wp:anchor behindDoc="0" distT="0" distB="0" distL="0" distR="0" simplePos="0" locked="0" layoutInCell="0" allowOverlap="1" relativeHeight="16">
             <wp:simplePos x="0" y="0"/>
             <wp:positionH relativeFrom="column">
               <wp:align>center</wp:align>
@@ -685,24 +879,36 @@
         <w:rPr>
           <w:lang w:val="en-US"/>
         </w:rPr>
-        <w:t>10)</w:t>
-      </w:r>
-    </w:p>
-    <w:p>
-      <w:pPr>
-        <w:pStyle w:val="Normal"/>
-        <w:bidi w:val="0"/>
-        <w:jc w:val="start"/>
-        <w:rPr>
-          <w:lang w:val="en-US"/>
-        </w:rPr>
-      </w:pPr>
+        <w:t>)</w:t>
+      </w:r>
+    </w:p>
+    <w:p>
+      <w:pPr>
+        <w:pStyle w:val="Normal"/>
+        <w:bidi w:val="0"/>
+        <w:jc w:val="start"/>
+        <w:rPr>
+          <w:lang w:val="en-US"/>
+        </w:rPr>
+      </w:pPr>
+      <w:r>
+        <w:rPr>
+          <w:lang w:val="en-US"/>
+        </w:rPr>
+        <w:t>1</w:t>
+      </w:r>
+      <w:r>
+        <w:rPr>
+          <w:lang w:val="en-US"/>
+        </w:rPr>
+        <w:t>1</w:t>
+      </w:r>
       <w:r>
         <w:rPr>
           <w:lang w:val="en-US"/>
         </w:rPr>
         <w:drawing>
-          <wp:anchor behindDoc="0" distT="0" distB="0" distL="0" distR="0" simplePos="0" locked="0" layoutInCell="0" allowOverlap="1" relativeHeight="11">
+          <wp:anchor behindDoc="0" distT="0" distB="0" distL="0" distR="0" simplePos="0" locked="0" layoutInCell="0" allowOverlap="1" relativeHeight="17">
             <wp:simplePos x="0" y="0"/>
             <wp:positionH relativeFrom="column">
               <wp:align>center</wp:align>
@@ -751,24 +957,22 @@
         <w:rPr>
           <w:lang w:val="en-US"/>
         </w:rPr>
-        <w:t>11)</w:t>
-      </w:r>
-    </w:p>
-    <w:p>
-      <w:pPr>
-        <w:pStyle w:val="Normal"/>
-        <w:bidi w:val="0"/>
-        <w:jc w:val="start"/>
-        <w:rPr>
-          <w:lang w:val="en-US"/>
-        </w:rPr>
-      </w:pPr>
-      <w:r>
-        <w:rPr>
-          <w:lang w:val="en-US"/>
-        </w:rPr>
+        <w:t>)</w:t>
+      </w:r>
+    </w:p>
+    <w:p>
+      <w:pPr>
+        <w:pStyle w:val="Normal"/>
+        <w:bidi w:val="0"/>
+        <w:jc w:val="start"/>
+        <w:rPr>
+          <w:lang w:val="en-US"/>
+        </w:rPr>
+      </w:pPr>
+      <w:r>
+        <w:rPr/>
         <w:drawing>
-          <wp:anchor behindDoc="0" distT="0" distB="0" distL="0" distR="0" simplePos="0" locked="0" layoutInCell="0" allowOverlap="1" relativeHeight="12">
+          <wp:anchor behindDoc="0" distT="0" distB="0" distL="0" distR="0" simplePos="0" locked="0" layoutInCell="0" allowOverlap="1" relativeHeight="18">
             <wp:simplePos x="0" y="0"/>
             <wp:positionH relativeFrom="column">
               <wp:align>center</wp:align>
@@ -828,7 +1032,7 @@
           <w:lang w:val="en-US"/>
         </w:rPr>
         <w:drawing>
-          <wp:anchor behindDoc="0" distT="0" distB="0" distL="0" distR="0" simplePos="0" locked="0" layoutInCell="0" allowOverlap="1" relativeHeight="13">
+          <wp:anchor behindDoc="0" distT="0" distB="0" distL="0" distR="0" simplePos="0" locked="0" layoutInCell="0" allowOverlap="1" relativeHeight="19">
             <wp:simplePos x="0" y="0"/>
             <wp:positionH relativeFrom="column">
               <wp:align>center</wp:align>
@@ -893,24 +1097,26 @@
         <w:rPr>
           <w:lang w:val="en-US"/>
         </w:rPr>
-        <w:t>13)</w:t>
-      </w:r>
-    </w:p>
-    <w:p>
-      <w:pPr>
-        <w:pStyle w:val="Normal"/>
-        <w:bidi w:val="0"/>
-        <w:jc w:val="start"/>
-        <w:rPr>
-          <w:lang w:val="en-US"/>
-        </w:rPr>
-      </w:pPr>
-      <w:r>
-        <w:rPr>
-          <w:lang w:val="en-US"/>
-        </w:rPr>
+      </w:r>
+    </w:p>
+    <w:p>
+      <w:pPr>
+        <w:pStyle w:val="Normal"/>
+        <w:bidi w:val="0"/>
+        <w:jc w:val="start"/>
+        <w:rPr>
+          <w:lang w:val="en-US"/>
+        </w:rPr>
+      </w:pPr>
+      <w:r>
+        <w:rPr>
+          <w:lang w:val="en-US"/>
+        </w:rPr>
+        <w:t>13</w:t>
+      </w:r>
+      <w:r>
         <w:drawing>
-          <wp:anchor behindDoc="0" distT="0" distB="0" distL="0" distR="0" simplePos="0" locked="0" layoutInCell="0" allowOverlap="1" relativeHeight="14">
+          <wp:anchor behindDoc="0" distT="0" distB="0" distL="0" distR="0" simplePos="0" locked="0" layoutInCell="0" allowOverlap="1" relativeHeight="20">
             <wp:simplePos x="0" y="0"/>
             <wp:positionH relativeFrom="column">
               <wp:align>center</wp:align>
@@ -959,27 +1165,54 @@
         <w:rPr>
           <w:lang w:val="en-US"/>
         </w:rPr>
-        <w:t>14)</w:t>
-      </w:r>
-    </w:p>
-    <w:p>
-      <w:pPr>
-        <w:pStyle w:val="Normal"/>
-        <w:bidi w:val="0"/>
-        <w:jc w:val="start"/>
-        <w:rPr>
-          <w:lang w:val="en-US"/>
-        </w:rPr>
-      </w:pPr>
-      <w:r>
-        <w:rPr>
-          <w:lang w:val="en-US"/>
-        </w:rPr>
-        <w:t>15</w:t>
-      </w:r>
-      <w:r>
+        <w:t>)</w:t>
+      </w:r>
+    </w:p>
+    <w:p>
+      <w:pPr>
+        <w:pStyle w:val="Normal"/>
+        <w:bidi w:val="0"/>
+        <w:jc w:val="start"/>
+        <w:rPr>
+          <w:lang w:val="en-US"/>
+        </w:rPr>
+      </w:pPr>
+      <w:r>
+        <w:rPr>
+          <w:lang w:val="en-US"/>
+        </w:rPr>
+      </w:r>
+    </w:p>
+    <w:p>
+      <w:pPr>
+        <w:pStyle w:val="Normal"/>
+        <w:bidi w:val="0"/>
+        <w:jc w:val="start"/>
+        <w:rPr>
+          <w:lang w:val="en-US"/>
+        </w:rPr>
+      </w:pPr>
+      <w:r>
+        <w:rPr>
+          <w:lang w:val="en-US"/>
+        </w:rPr>
+      </w:r>
+    </w:p>
+    <w:p>
+      <w:pPr>
+        <w:pStyle w:val="Normal"/>
+        <w:bidi w:val="0"/>
+        <w:jc w:val="start"/>
+        <w:rPr>
+          <w:lang w:val="en-US"/>
+        </w:rPr>
+      </w:pPr>
+      <w:r>
+        <w:rPr>
+          <w:lang w:val="en-US"/>
+        </w:rPr>
         <w:drawing>
-          <wp:anchor behindDoc="0" distT="0" distB="0" distL="0" distR="0" simplePos="0" locked="0" layoutInCell="0" allowOverlap="1" relativeHeight="15">
+          <wp:anchor behindDoc="0" distT="0" distB="0" distL="0" distR="0" simplePos="0" locked="0" layoutInCell="0" allowOverlap="1" relativeHeight="21">
             <wp:simplePos x="0" y="0"/>
             <wp:positionH relativeFrom="column">
               <wp:align>center</wp:align>
@@ -1028,21 +1261,68 @@
         <w:rPr>
           <w:lang w:val="en-US"/>
         </w:rPr>
-        <w:t>)</w:t>
-      </w:r>
-    </w:p>
-    <w:p>
-      <w:pPr>
-        <w:pStyle w:val="Normal"/>
-        <w:bidi w:val="0"/>
-        <w:jc w:val="start"/>
-        <w:rPr>
-          <w:lang w:val="en-US"/>
-        </w:rPr>
-      </w:pPr>
-      <w:r>
+        <w:t>14)</w:t>
+      </w:r>
+    </w:p>
+    <w:p>
+      <w:pPr>
+        <w:pStyle w:val="Normal"/>
+        <w:bidi w:val="0"/>
+        <w:jc w:val="start"/>
+        <w:rPr>
+          <w:lang w:val="en-US"/>
+        </w:rPr>
+      </w:pPr>
+      <w:r>
+        <w:rPr>
+          <w:lang w:val="en-US"/>
+        </w:rPr>
+      </w:r>
+    </w:p>
+    <w:p>
+      <w:pPr>
+        <w:pStyle w:val="Normal"/>
+        <w:bidi w:val="0"/>
+        <w:jc w:val="start"/>
+        <w:rPr>
+          <w:lang w:val="en-US"/>
+        </w:rPr>
+      </w:pPr>
+      <w:r>
+        <w:rPr/>
+      </w:r>
+    </w:p>
+    <w:p>
+      <w:pPr>
+        <w:pStyle w:val="Normal"/>
+        <w:bidi w:val="0"/>
+        <w:jc w:val="start"/>
+        <w:rPr>
+          <w:lang w:val="en-US"/>
+        </w:rPr>
+      </w:pPr>
+      <w:r>
+        <w:rPr>
+          <w:lang w:val="en-US"/>
+        </w:rPr>
+        <w:t>15)</w:t>
+      </w:r>
+    </w:p>
+    <w:p>
+      <w:pPr>
+        <w:pStyle w:val="Normal"/>
+        <w:bidi w:val="0"/>
+        <w:jc w:val="start"/>
+        <w:rPr>
+          <w:lang w:val="en-US"/>
+        </w:rPr>
+      </w:pPr>
+      <w:r>
+        <w:rPr>
+          <w:lang w:val="en-US"/>
+        </w:rPr>
         <w:drawing>
-          <wp:anchor behindDoc="0" distT="0" distB="0" distL="0" distR="0" simplePos="0" locked="0" layoutInCell="0" allowOverlap="1" relativeHeight="16">
+          <wp:anchor behindDoc="0" distT="0" distB="0" distL="0" distR="0" simplePos="0" locked="0" layoutInCell="0" allowOverlap="1" relativeHeight="22">
             <wp:simplePos x="0" y="0"/>
             <wp:positionH relativeFrom="column">
               <wp:align>center</wp:align>
@@ -1107,8 +1387,23 @@
         <w:rPr>
           <w:lang w:val="en-US"/>
         </w:rPr>
+      </w:r>
+    </w:p>
+    <w:p>
+      <w:pPr>
+        <w:pStyle w:val="Normal"/>
+        <w:bidi w:val="0"/>
+        <w:jc w:val="start"/>
+        <w:rPr>
+          <w:lang w:val="en-US"/>
+        </w:rPr>
+      </w:pPr>
+      <w:r>
+        <w:rPr>
+          <w:lang w:val="en-US"/>
+        </w:rPr>
         <w:drawing>
-          <wp:anchor behindDoc="0" distT="0" distB="0" distL="0" distR="0" simplePos="0" locked="0" layoutInCell="0" allowOverlap="1" relativeHeight="17">
+          <wp:anchor behindDoc="0" distT="0" distB="0" distL="0" distR="0" simplePos="0" locked="0" layoutInCell="0" allowOverlap="1" relativeHeight="23">
             <wp:simplePos x="0" y="0"/>
             <wp:positionH relativeFrom="column">
               <wp:align>center</wp:align>
@@ -1227,6 +1522,96 @@
         <w:rPr>
           <w:lang w:val="en-US"/>
         </w:rPr>
+      </w:r>
+    </w:p>
+    <w:p>
+      <w:pPr>
+        <w:pStyle w:val="Normal"/>
+        <w:bidi w:val="0"/>
+        <w:jc w:val="start"/>
+        <w:rPr>
+          <w:lang w:val="en-US"/>
+        </w:rPr>
+      </w:pPr>
+      <w:r>
+        <w:rPr>
+          <w:lang w:val="en-US"/>
+        </w:rPr>
+      </w:r>
+    </w:p>
+    <w:p>
+      <w:pPr>
+        <w:pStyle w:val="Normal"/>
+        <w:bidi w:val="0"/>
+        <w:jc w:val="start"/>
+        <w:rPr>
+          <w:lang w:val="en-US"/>
+        </w:rPr>
+      </w:pPr>
+      <w:r>
+        <w:rPr>
+          <w:lang w:val="en-US"/>
+        </w:rPr>
+      </w:r>
+    </w:p>
+    <w:p>
+      <w:pPr>
+        <w:pStyle w:val="Normal"/>
+        <w:bidi w:val="0"/>
+        <w:jc w:val="start"/>
+        <w:rPr>
+          <w:lang w:val="en-US"/>
+        </w:rPr>
+      </w:pPr>
+      <w:r>
+        <w:rPr>
+          <w:lang w:val="en-US"/>
+        </w:rPr>
+      </w:r>
+    </w:p>
+    <w:p>
+      <w:pPr>
+        <w:pStyle w:val="Normal"/>
+        <w:bidi w:val="0"/>
+        <w:jc w:val="start"/>
+        <w:rPr>
+          <w:lang w:val="en-US"/>
+        </w:rPr>
+      </w:pPr>
+      <w:r>
+        <w:rPr>
+          <w:lang w:val="en-US"/>
+        </w:rPr>
+      </w:r>
+    </w:p>
+    <w:p>
+      <w:pPr>
+        <w:pStyle w:val="Normal"/>
+        <w:bidi w:val="0"/>
+        <w:jc w:val="start"/>
+        <w:rPr>
+          <w:lang w:val="en-US"/>
+        </w:rPr>
+      </w:pPr>
+      <w:r>
+        <w:rPr>
+          <w:lang w:val="en-US"/>
+        </w:rPr>
+      </w:r>
+    </w:p>
+    <w:p>
+      <w:pPr>
+        <w:pStyle w:val="Normal"/>
+        <w:bidi w:val="0"/>
+        <w:jc w:val="start"/>
+        <w:rPr>
+          <w:lang w:val="en-US"/>
+        </w:rPr>
+      </w:pPr>
+      <w:r>
+        <w:rPr>
+          <w:lang w:val="en-US"/>
+        </w:rPr>
         <w:t>17)</w:t>
       </w:r>
     </w:p>
@@ -1243,8 +1628,65 @@
         <w:rPr>
           <w:lang w:val="en-US"/>
         </w:rPr>
+      </w:r>
+    </w:p>
+    <w:p>
+      <w:pPr>
+        <w:pStyle w:val="Normal"/>
+        <w:bidi w:val="0"/>
+        <w:jc w:val="start"/>
+        <w:rPr>
+          <w:lang w:val="en-US"/>
+        </w:rPr>
+      </w:pPr>
+      <w:r>
         <w:drawing>
-          <wp:anchor behindDoc="0" distT="0" distB="0" distL="0" distR="0" simplePos="0" locked="0" layoutInCell="0" allowOverlap="1" relativeHeight="19">
+          <wp:anchor behindDoc="0" distT="0" distB="0" distL="0" distR="0" simplePos="0" locked="0" layoutInCell="0" allowOverlap="1" relativeHeight="3">
+            <wp:simplePos x="0" y="0"/>
+            <wp:positionH relativeFrom="column">
+              <wp:align>center</wp:align>
+            </wp:positionH>
+            <wp:positionV relativeFrom="paragraph">
+              <wp:posOffset>635</wp:posOffset>
+            </wp:positionV>
+            <wp:extent cx="6120130" cy="2694305"/>
+            <wp:effectExtent l="0" t="0" r="0" b="0"/>
+            <wp:wrapSquare wrapText="largest"/>
+            <wp:docPr id="17" name="Изображение17" descr="" title=""/>
+            <wp:cNvGraphicFramePr>
+              <a:graphicFrameLocks xmlns:a="http://schemas.openxmlformats.org/drawingml/2006/main" noChangeAspect="1"/>
+            </wp:cNvGraphicFramePr>
+            <a:graphic xmlns:a="http://schemas.openxmlformats.org/drawingml/2006/main">
+              <a:graphicData uri="http://schemas.openxmlformats.org/drawingml/2006/picture">
+                <pic:pic xmlns:pic="http://schemas.openxmlformats.org/drawingml/2006/picture">
+                  <pic:nvPicPr>
+                    <pic:cNvPr id="17" name="Изображение17" descr="" title=""/>
+                    <pic:cNvPicPr>
+                      <a:picLocks noChangeAspect="1" noChangeArrowheads="1"/>
+                    </pic:cNvPicPr>
+                  </pic:nvPicPr>
+                  <pic:blipFill>
+                    <a:blip r:embed="rId18"/>
+                    <a:stretch>
+                      <a:fillRect/>
+                    </a:stretch>
+                  </pic:blipFill>
+                  <pic:spPr bwMode="auto">
+                    <a:xfrm>
+                      <a:off x="0" y="0"/>
+                      <a:ext cx="6120130" cy="2694305"/>
+                    </a:xfrm>
+                    <a:prstGeom prst="rect">
+                      <a:avLst/>
+                    </a:prstGeom>
+                  </pic:spPr>
+                </pic:pic>
+              </a:graphicData>
+            </a:graphic>
+          </wp:anchor>
+        </w:drawing>
+        <w:drawing>
+          <wp:anchor behindDoc="0" distT="0" distB="0" distL="0" distR="0" simplePos="0" locked="0" layoutInCell="0" allowOverlap="1" relativeHeight="4">
             <wp:simplePos x="0" y="0"/>
             <wp:positionH relativeFrom="column">
               <wp:posOffset>0</wp:posOffset>
@@ -1255,7 +1697,7 @@
             <wp:extent cx="6120130" cy="560070"/>
             <wp:effectExtent l="0" t="0" r="0" b="0"/>
             <wp:wrapSquare wrapText="largest"/>
-            <wp:docPr id="17" name="Изображение18" descr="" title=""/>
+            <wp:docPr id="18" name="Изображение18" descr="" title=""/>
             <wp:cNvGraphicFramePr>
               <a:graphicFrameLocks xmlns:a="http://schemas.openxmlformats.org/drawingml/2006/main" noChangeAspect="1"/>
             </wp:cNvGraphicFramePr>
@@ -1263,13 +1705,13 @@
               <a:graphicData uri="http://schemas.openxmlformats.org/drawingml/2006/picture">
                 <pic:pic xmlns:pic="http://schemas.openxmlformats.org/drawingml/2006/picture">
                   <pic:nvPicPr>
-                    <pic:cNvPr id="17" name="Изображение18" descr="" title=""/>
+                    <pic:cNvPr id="18" name="Изображение18" descr="" title=""/>
                     <pic:cNvPicPr>
                       <a:picLocks noChangeAspect="1" noChangeArrowheads="1"/>
                     </pic:cNvPicPr>
                   </pic:nvPicPr>
                   <pic:blipFill>
-                    <a:blip r:embed="rId18"/>
+                    <a:blip r:embed="rId19"/>
                     <a:stretch>
                       <a:fillRect/>
                     </a:stretch>
@@ -1288,74 +1730,26 @@
             </a:graphic>
           </wp:anchor>
         </w:drawing>
+      </w:r>
+      <w:r>
+        <w:rPr>
+          <w:lang w:val="en-US"/>
+        </w:rPr>
+        <w:t>18)</w:t>
+      </w:r>
+    </w:p>
+    <w:p>
+      <w:pPr>
+        <w:pStyle w:val="Normal"/>
+        <w:bidi w:val="0"/>
+        <w:jc w:val="start"/>
+        <w:rPr>
+          <w:lang w:val="en-US"/>
+        </w:rPr>
+      </w:pPr>
+      <w:r>
         <w:drawing>
-          <wp:anchor behindDoc="0" distT="0" distB="0" distL="0" distR="0" simplePos="0" locked="0" layoutInCell="0" allowOverlap="1" relativeHeight="18">
-            <wp:simplePos x="0" y="0"/>
-            <wp:positionH relativeFrom="column">
-              <wp:align>center</wp:align>
-            </wp:positionH>
-            <wp:positionV relativeFrom="paragraph">
-              <wp:posOffset>635</wp:posOffset>
-            </wp:positionV>
-            <wp:extent cx="6120130" cy="2694305"/>
-            <wp:effectExtent l="0" t="0" r="0" b="0"/>
-            <wp:wrapSquare wrapText="largest"/>
-            <wp:docPr id="18" name="Изображение17" descr="" title=""/>
-            <wp:cNvGraphicFramePr>
-              <a:graphicFrameLocks xmlns:a="http://schemas.openxmlformats.org/drawingml/2006/main" noChangeAspect="1"/>
-            </wp:cNvGraphicFramePr>
-            <a:graphic xmlns:a="http://schemas.openxmlformats.org/drawingml/2006/main">
-              <a:graphicData uri="http://schemas.openxmlformats.org/drawingml/2006/picture">
-                <pic:pic xmlns:pic="http://schemas.openxmlformats.org/drawingml/2006/picture">
-                  <pic:nvPicPr>
-                    <pic:cNvPr id="18" name="Изображение17" descr="" title=""/>
-                    <pic:cNvPicPr>
-                      <a:picLocks noChangeAspect="1" noChangeArrowheads="1"/>
-                    </pic:cNvPicPr>
-                  </pic:nvPicPr>
-                  <pic:blipFill>
-                    <a:blip r:embed="rId19"/>
-                    <a:stretch>
-                      <a:fillRect/>
-                    </a:stretch>
-                  </pic:blipFill>
-                  <pic:spPr bwMode="auto">
-                    <a:xfrm>
-                      <a:off x="0" y="0"/>
-                      <a:ext cx="6120130" cy="2694305"/>
-                    </a:xfrm>
-                    <a:prstGeom prst="rect">
-                      <a:avLst/>
-                    </a:prstGeom>
-                  </pic:spPr>
-                </pic:pic>
-              </a:graphicData>
-            </a:graphic>
-          </wp:anchor>
-        </w:drawing>
-      </w:r>
-      <w:r>
-        <w:rPr>
-          <w:lang w:val="en-US"/>
-        </w:rPr>
-        <w:t>18)</w:t>
-      </w:r>
-    </w:p>
-    <w:p>
-      <w:pPr>
-        <w:pStyle w:val="Normal"/>
-        <w:bidi w:val="0"/>
-        <w:jc w:val="start"/>
-        <w:rPr>
-          <w:lang w:val="en-US"/>
-        </w:rPr>
-      </w:pPr>
-      <w:r>
-        <w:rPr>
-          <w:lang w:val="en-US"/>
-        </w:rPr>
-        <w:drawing>
-          <wp:anchor behindDoc="0" distT="0" distB="0" distL="0" distR="0" simplePos="0" locked="0" layoutInCell="0" allowOverlap="1" relativeHeight="20">
+          <wp:anchor behindDoc="0" distT="0" distB="0" distL="0" distR="0" simplePos="0" locked="0" layoutInCell="0" allowOverlap="1" relativeHeight="5">
             <wp:simplePos x="0" y="0"/>
             <wp:positionH relativeFrom="column">
               <wp:align>center</wp:align>
@@ -1417,11 +1811,8 @@
         </w:rPr>
       </w:pPr>
       <w:r>
-        <w:rPr>
-          <w:lang w:val="en-US"/>
-        </w:rPr>
         <w:drawing>
-          <wp:anchor behindDoc="0" distT="0" distB="0" distL="0" distR="0" simplePos="0" locked="0" layoutInCell="0" allowOverlap="1" relativeHeight="21">
+          <wp:anchor behindDoc="0" distT="0" distB="0" distL="0" distR="0" simplePos="0" locked="0" layoutInCell="0" allowOverlap="1" relativeHeight="6">
             <wp:simplePos x="0" y="0"/>
             <wp:positionH relativeFrom="column">
               <wp:align>center</wp:align>
@@ -1487,7 +1878,7 @@
           <w:lang w:val="en-US"/>
         </w:rPr>
         <w:drawing>
-          <wp:anchor behindDoc="0" distT="0" distB="0" distL="0" distR="0" simplePos="0" locked="0" layoutInCell="0" allowOverlap="1" relativeHeight="22">
+          <wp:anchor behindDoc="0" distT="0" distB="0" distL="0" distR="0" simplePos="0" locked="0" layoutInCell="0" allowOverlap="1" relativeHeight="7">
             <wp:simplePos x="0" y="0"/>
             <wp:positionH relativeFrom="column">
               <wp:align>center</wp:align>
@@ -1546,66 +1937,6 @@
         <w:rPr>
           <w:lang w:val="en-US"/>
         </w:rPr>
-      </w:r>
-    </w:p>
-    <w:p>
-      <w:pPr>
-        <w:pStyle w:val="Normal"/>
-        <w:bidi w:val="0"/>
-        <w:jc w:val="start"/>
-        <w:rPr>
-          <w:lang w:val="en-US"/>
-        </w:rPr>
-      </w:pPr>
-      <w:r>
-        <w:rPr>
-          <w:lang w:val="en-US"/>
-        </w:rPr>
-      </w:r>
-    </w:p>
-    <w:p>
-      <w:pPr>
-        <w:pStyle w:val="Normal"/>
-        <w:bidi w:val="0"/>
-        <w:jc w:val="start"/>
-        <w:rPr>
-          <w:lang w:val="en-US"/>
-        </w:rPr>
-      </w:pPr>
-      <w:r>
-        <w:rPr>
-          <w:lang w:val="en-US"/>
-        </w:rPr>
-      </w:r>
-    </w:p>
-    <w:p>
-      <w:pPr>
-        <w:pStyle w:val="Normal"/>
-        <w:bidi w:val="0"/>
-        <w:jc w:val="start"/>
-        <w:rPr>
-          <w:lang w:val="en-US"/>
-        </w:rPr>
-      </w:pPr>
-      <w:r>
-        <w:rPr>
-          <w:lang w:val="en-US"/>
-        </w:rPr>
-      </w:r>
-    </w:p>
-    <w:p>
-      <w:pPr>
-        <w:pStyle w:val="Normal"/>
-        <w:bidi w:val="0"/>
-        <w:jc w:val="start"/>
-        <w:rPr>
-          <w:lang w:val="en-US"/>
-        </w:rPr>
-      </w:pPr>
-      <w:r>
-        <w:rPr>
-          <w:lang w:val="en-US"/>
-        </w:rPr>
         <w:t>21)</w:t>
       </w:r>
     </w:p>
@@ -1619,11 +1950,9 @@
         </w:rPr>
       </w:pPr>
       <w:r>
-        <w:rPr>
-          <w:lang w:val="en-US"/>
-        </w:rPr>
+        <w:rPr/>
         <w:drawing>
-          <wp:anchor behindDoc="0" distT="0" distB="0" distL="0" distR="0" simplePos="0" locked="0" layoutInCell="0" allowOverlap="1" relativeHeight="23">
+          <wp:anchor behindDoc="0" distT="0" distB="0" distL="0" distR="0" simplePos="0" locked="0" layoutInCell="0" allowOverlap="1" relativeHeight="8">
             <wp:simplePos x="0" y="0"/>
             <wp:positionH relativeFrom="column">
               <wp:align>center</wp:align>
@@ -1676,6 +2005,7 @@
       <w:pgNumType w:fmt="decimal"/>
       <w:formProt w:val="false"/>
       <w:textDirection w:val="lrTb"/>
+      <w:docGrid w:type="default" w:linePitch="100" w:charSpace="0"/>
     </w:sectPr>
   </w:body>
 </w:document>
@@ -1695,7 +2025,6 @@
     </w:rPrDefault>
     <w:pPrDefault>
       <w:pPr>
-        <w:widowControl/>
         <w:suppressAutoHyphens w:val="true"/>
       </w:pPr>
     </w:pPrDefault>
@@ -1705,7 +2034,10 @@
     <w:qFormat/>
     <w:pPr>
       <w:widowControl/>
+      <w:suppressAutoHyphens w:val="true"/>
       <w:bidi w:val="0"/>
+      <w:spacing w:before="0" w:after="0"/>
+      <w:jc w:val="start"/>
     </w:pPr>
     <w:rPr>
       <w:rFonts w:ascii="Liberation Serif" w:hAnsi="Liberation Serif" w:eastAsia="NSimSun" w:cs="Arial Unicode MS"/>
